--- a/reports/r0251.docx
+++ b/reports/r0251.docx
@@ -45,7 +45,7 @@
           <w:color w:val="000000"/>
           <w:sz w:val="21"/>
         </w:rPr>
-        <w:t>■ 兰州经济总量在甘肃省稳居第一，人均GDP约—万元、人均经济实力居省内中游，经济增速由4.39%回升至5.50%、动能边际改善；固定资产投资连续负增长（最新-2.80%），经济动能仍有待修复。【待补充：兰州市的行政与战略定位、支柱产业及龙头企业（数据库未覆盖，需人工补充）】</w:t>
+        <w:t>■ 兰州作为甘肃省省会，经济总量在甘肃省稳居第一，人均经济实力居省内中游，经济增速由4.39%回升至5.50%、动能边际改善；固定资产投资连续负增长（最新-2.80%），经济动能仍有待修复。</w:t>
       </w:r>
     </w:p>
     <w:p>
@@ -75,7 +75,7 @@
           <w:color w:val="000000"/>
           <w:sz w:val="21"/>
         </w:rPr>
-        <w:t>产业结构方面，2025年兰州市三次产业结构为1.93:32.51:65.56。【待补充：支柱产业、主要龙头企业、对外贸易等定性描述（数据库未覆盖）】</w:t>
+        <w:t>产业结构方面，2025年兰州市三次产业结构为1.93:32.51:65.56，以石油化工、装备制造、有色冶金、生物医药为支柱，是西北重要的工业与交通枢纽。</w:t>
       </w:r>
     </w:p>
     <w:p>
